--- a/src/results/cr/regresiones_dependientes/regresion_dependientes.docx
+++ b/src/results/cr/regresiones_dependientes/regresion_dependientes.docx
@@ -2,7 +2,7 @@
 <file path=word/document.xml><?xml version="1.0" encoding="utf-8"?>
 <w:document xmlns:w="http://schemas.openxmlformats.org/wordprocessingml/2006/main" xmlns:m="http://schemas.openxmlformats.org/officeDocument/2006/math" xmlns:r="http://schemas.openxmlformats.org/officeDocument/2006/relationships" xmlns:o="urn:schemas-microsoft-com:office:office" xmlns:v="urn:schemas-microsoft-com:vml" xmlns:w10="urn:schemas-microsoft-com:office:word" xmlns:a="http://schemas.openxmlformats.org/drawingml/2006/main" xmlns:pic="http://schemas.openxmlformats.org/drawingml/2006/picture" xmlns:wp="http://schemas.openxmlformats.org/drawingml/2006/wordprocessingDrawing">
   <w:body>
-    <w:bookmarkStart w:id="9" w:name="ajozsxlhjs"/>
+    <w:bookmarkStart w:id="9" w:name="iftiyoovag"/>
     <w:tbl>
       <w:tblPr>
         <w:tblStyle w:val="Table"/>
@@ -210,64 +210,64 @@
               <w:pStyle w:val="Compact"/>
             </w:pPr>
             <w:r>
-              <w:t xml:space="preserve">-0.096</w:t>
+              <w:t xml:space="preserve">-0.954*</w:t>
             </w:r>
             <w:r>
               <w:br/>
             </w:r>
             <w:r>
-              <w:t xml:space="preserve">(0.528)</w:t>
-            </w:r>
-          </w:p>
-        </w:tc>
-        <w:tc>
-          <w:tcPr/>
-          <w:p>
-            <w:pPr>
-              <w:pStyle w:val="Compact"/>
-            </w:pPr>
-            <w:r>
-              <w:t xml:space="preserve">-0.111</w:t>
+              <w:t xml:space="preserve">(0.322)</w:t>
+            </w:r>
+          </w:p>
+        </w:tc>
+        <w:tc>
+          <w:tcPr/>
+          <w:p>
+            <w:pPr>
+              <w:pStyle w:val="Compact"/>
+            </w:pPr>
+            <w:r>
+              <w:t xml:space="preserve">-0.843*</w:t>
             </w:r>
             <w:r>
               <w:br/>
             </w:r>
             <w:r>
-              <w:t xml:space="preserve">(0.456)</w:t>
-            </w:r>
-          </w:p>
-        </w:tc>
-        <w:tc>
-          <w:tcPr/>
-          <w:p>
-            <w:pPr>
-              <w:pStyle w:val="Compact"/>
-            </w:pPr>
-            <w:r>
-              <w:t xml:space="preserve">-4.418**</w:t>
+              <w:t xml:space="preserve">(0.302)</w:t>
+            </w:r>
+          </w:p>
+        </w:tc>
+        <w:tc>
+          <w:tcPr/>
+          <w:p>
+            <w:pPr>
+              <w:pStyle w:val="Compact"/>
+            </w:pPr>
+            <w:r>
+              <w:t xml:space="preserve">-6.078***</w:t>
             </w:r>
             <w:r>
               <w:br/>
             </w:r>
             <w:r>
-              <w:t xml:space="preserve">(0.968)</w:t>
-            </w:r>
-          </w:p>
-        </w:tc>
-        <w:tc>
-          <w:tcPr/>
-          <w:p>
-            <w:pPr>
-              <w:pStyle w:val="Compact"/>
-            </w:pPr>
-            <w:r>
-              <w:t xml:space="preserve">-3.785***</w:t>
+              <w:t xml:space="preserve">(0.403)</w:t>
+            </w:r>
+          </w:p>
+        </w:tc>
+        <w:tc>
+          <w:tcPr/>
+          <w:p>
+            <w:pPr>
+              <w:pStyle w:val="Compact"/>
+            </w:pPr>
+            <w:r>
+              <w:t xml:space="preserve">-6.458***</w:t>
             </w:r>
             <w:r>
               <w:br/>
             </w:r>
             <w:r>
-              <w:t xml:space="preserve">(0.531)</w:t>
+              <w:t xml:space="preserve">(0.347)</w:t>
             </w:r>
           </w:p>
         </w:tc>
@@ -291,64 +291,64 @@
               <w:pStyle w:val="Compact"/>
             </w:pPr>
             <w:r>
-              <w:t xml:space="preserve">-0.135</w:t>
+              <w:t xml:space="preserve">0.141</w:t>
             </w:r>
             <w:r>
               <w:br/>
             </w:r>
             <w:r>
-              <w:t xml:space="preserve">(0.214)</w:t>
-            </w:r>
-          </w:p>
-        </w:tc>
-        <w:tc>
-          <w:tcPr/>
-          <w:p>
-            <w:pPr>
-              <w:pStyle w:val="Compact"/>
-            </w:pPr>
-            <w:r>
-              <w:t xml:space="preserve">-0.014</w:t>
+              <w:t xml:space="preserve">(0.122)</w:t>
+            </w:r>
+          </w:p>
+        </w:tc>
+        <w:tc>
+          <w:tcPr/>
+          <w:p>
+            <w:pPr>
+              <w:pStyle w:val="Compact"/>
+            </w:pPr>
+            <w:r>
+              <w:t xml:space="preserve">0.322*</w:t>
             </w:r>
             <w:r>
               <w:br/>
             </w:r>
             <w:r>
-              <w:t xml:space="preserve">(0.166)</w:t>
-            </w:r>
-          </w:p>
-        </w:tc>
-        <w:tc>
-          <w:tcPr/>
-          <w:p>
-            <w:pPr>
-              <w:pStyle w:val="Compact"/>
-            </w:pPr>
-            <w:r>
-              <w:t xml:space="preserve">1.216</w:t>
+              <w:t xml:space="preserve">(0.110)</w:t>
+            </w:r>
+          </w:p>
+        </w:tc>
+        <w:tc>
+          <w:tcPr/>
+          <w:p>
+            <w:pPr>
+              <w:pStyle w:val="Compact"/>
+            </w:pPr>
+            <w:r>
+              <w:t xml:space="preserve">-0.364</w:t>
             </w:r>
             <w:r>
               <w:br/>
             </w:r>
             <w:r>
-              <w:t xml:space="preserve">(0.474)</w:t>
-            </w:r>
-          </w:p>
-        </w:tc>
-        <w:tc>
-          <w:tcPr/>
-          <w:p>
-            <w:pPr>
-              <w:pStyle w:val="Compact"/>
-            </w:pPr>
-            <w:r>
-              <w:t xml:space="preserve">-0.100</w:t>
+              <w:t xml:space="preserve">(0.260)</w:t>
+            </w:r>
+          </w:p>
+        </w:tc>
+        <w:tc>
+          <w:tcPr/>
+          <w:p>
+            <w:pPr>
+              <w:pStyle w:val="Compact"/>
+            </w:pPr>
+            <w:r>
+              <w:t xml:space="preserve">-0.976**</w:t>
             </w:r>
             <w:r>
               <w:br/>
             </w:r>
             <w:r>
-              <w:t xml:space="preserve">(0.400)</w:t>
+              <w:t xml:space="preserve">(0.176)</w:t>
             </w:r>
           </w:p>
         </w:tc>
@@ -372,64 +372,64 @@
               <w:pStyle w:val="Compact"/>
             </w:pPr>
             <w:r>
-              <w:t xml:space="preserve">-3.285</w:t>
+              <w:t xml:space="preserve">-5.207</w:t>
             </w:r>
             <w:r>
               <w:br/>
             </w:r>
             <w:r>
-              <w:t xml:space="preserve">(1.764)</w:t>
-            </w:r>
-          </w:p>
-        </w:tc>
-        <w:tc>
-          <w:tcPr/>
-          <w:p>
-            <w:pPr>
-              <w:pStyle w:val="Compact"/>
-            </w:pPr>
-            <w:r>
-              <w:t xml:space="preserve">-3.302</w:t>
+              <w:t xml:space="preserve">(2.205)</w:t>
+            </w:r>
+          </w:p>
+        </w:tc>
+        <w:tc>
+          <w:tcPr/>
+          <w:p>
+            <w:pPr>
+              <w:pStyle w:val="Compact"/>
+            </w:pPr>
+            <w:r>
+              <w:t xml:space="preserve">-4.893</w:t>
             </w:r>
             <w:r>
               <w:br/>
             </w:r>
             <w:r>
-              <w:t xml:space="preserve">(1.416)</w:t>
-            </w:r>
-          </w:p>
-        </w:tc>
-        <w:tc>
-          <w:tcPr/>
-          <w:p>
-            <w:pPr>
-              <w:pStyle w:val="Compact"/>
-            </w:pPr>
-            <w:r>
-              <w:t xml:space="preserve">-8.463</w:t>
+              <w:t xml:space="preserve">(1.943)</w:t>
+            </w:r>
+          </w:p>
+        </w:tc>
+        <w:tc>
+          <w:tcPr/>
+          <w:p>
+            <w:pPr>
+              <w:pStyle w:val="Compact"/>
+            </w:pPr>
+            <w:r>
+              <w:t xml:space="preserve">-6.270*</w:t>
             </w:r>
             <w:r>
               <w:br/>
             </w:r>
             <w:r>
-              <w:t xml:space="preserve">(3.983)</w:t>
-            </w:r>
-          </w:p>
-        </w:tc>
-        <w:tc>
-          <w:tcPr/>
-          <w:p>
-            <w:pPr>
-              <w:pStyle w:val="Compact"/>
-            </w:pPr>
-            <w:r>
-              <w:t xml:space="preserve">-4.211</w:t>
+              <w:t xml:space="preserve">(2.396)</w:t>
+            </w:r>
+          </w:p>
+        </w:tc>
+        <w:tc>
+          <w:tcPr/>
+          <w:p>
+            <w:pPr>
+              <w:pStyle w:val="Compact"/>
+            </w:pPr>
+            <w:r>
+              <w:t xml:space="preserve">-2.608</w:t>
             </w:r>
             <w:r>
               <w:br/>
             </w:r>
             <w:r>
-              <w:t xml:space="preserve">(4.095)</w:t>
+              <w:t xml:space="preserve">(2.617)</w:t>
             </w:r>
           </w:p>
         </w:tc>
@@ -597,40 +597,40 @@
               <w:pStyle w:val="Compact"/>
             </w:pPr>
             <w:r>
-              <w:t xml:space="preserve">16,761</w:t>
-            </w:r>
-          </w:p>
-        </w:tc>
-        <w:tc>
-          <w:tcPr/>
-          <w:p>
-            <w:pPr>
-              <w:pStyle w:val="Compact"/>
-            </w:pPr>
-            <w:r>
-              <w:t xml:space="preserve">51,277</w:t>
-            </w:r>
-          </w:p>
-        </w:tc>
-        <w:tc>
-          <w:tcPr/>
-          <w:p>
-            <w:pPr>
-              <w:pStyle w:val="Compact"/>
-            </w:pPr>
-            <w:r>
-              <w:t xml:space="preserve">4,489</w:t>
-            </w:r>
-          </w:p>
-        </w:tc>
-        <w:tc>
-          <w:tcPr/>
-          <w:p>
-            <w:pPr>
-              <w:pStyle w:val="Compact"/>
-            </w:pPr>
-            <w:r>
-              <w:t xml:space="preserve">13,832</w:t>
+              <w:t xml:space="preserve">22,195</w:t>
+            </w:r>
+          </w:p>
+        </w:tc>
+        <w:tc>
+          <w:tcPr/>
+          <w:p>
+            <w:pPr>
+              <w:pStyle w:val="Compact"/>
+            </w:pPr>
+            <w:r>
+              <w:t xml:space="preserve">39,174</w:t>
+            </w:r>
+          </w:p>
+        </w:tc>
+        <w:tc>
+          <w:tcPr/>
+          <w:p>
+            <w:pPr>
+              <w:pStyle w:val="Compact"/>
+            </w:pPr>
+            <w:r>
+              <w:t xml:space="preserve">6,252</w:t>
+            </w:r>
+          </w:p>
+        </w:tc>
+        <w:tc>
+          <w:tcPr/>
+          <w:p>
+            <w:pPr>
+              <w:pStyle w:val="Compact"/>
+            </w:pPr>
+            <w:r>
+              <w:t xml:space="preserve">11,385</w:t>
             </w:r>
           </w:p>
         </w:tc>
@@ -717,40 +717,40 @@
               <w:pStyle w:val="Compact"/>
             </w:pPr>
             <w:r>
-              <w:t xml:space="preserve">0.048</w:t>
-            </w:r>
-          </w:p>
-        </w:tc>
-        <w:tc>
-          <w:tcPr/>
-          <w:p>
-            <w:pPr>
-              <w:pStyle w:val="Compact"/>
-            </w:pPr>
-            <w:r>
-              <w:t xml:space="preserve">0.039</w:t>
-            </w:r>
-          </w:p>
-        </w:tc>
-        <w:tc>
-          <w:tcPr/>
-          <w:p>
-            <w:pPr>
-              <w:pStyle w:val="Compact"/>
-            </w:pPr>
-            <w:r>
-              <w:t xml:space="preserve">0.214</w:t>
-            </w:r>
-          </w:p>
-        </w:tc>
-        <w:tc>
-          <w:tcPr/>
-          <w:p>
-            <w:pPr>
-              <w:pStyle w:val="Compact"/>
-            </w:pPr>
-            <w:r>
-              <w:t xml:space="preserve">0.174</w:t>
+              <w:t xml:space="preserve">0.088</w:t>
+            </w:r>
+          </w:p>
+        </w:tc>
+        <w:tc>
+          <w:tcPr/>
+          <w:p>
+            <w:pPr>
+              <w:pStyle w:val="Compact"/>
+            </w:pPr>
+            <w:r>
+              <w:t xml:space="preserve">0.078</w:t>
+            </w:r>
+          </w:p>
+        </w:tc>
+        <w:tc>
+          <w:tcPr/>
+          <w:p>
+            <w:pPr>
+              <w:pStyle w:val="Compact"/>
+            </w:pPr>
+            <w:r>
+              <w:t xml:space="preserve">0.278</w:t>
+            </w:r>
+          </w:p>
+        </w:tc>
+        <w:tc>
+          <w:tcPr/>
+          <w:p>
+            <w:pPr>
+              <w:pStyle w:val="Compact"/>
+            </w:pPr>
+            <w:r>
+              <w:t xml:space="preserve">0.227</w:t>
             </w:r>
           </w:p>
         </w:tc>
@@ -786,40 +786,40 @@
               <w:pStyle w:val="Compact"/>
             </w:pPr>
             <w:r>
-              <w:t xml:space="preserve">0.035</w:t>
-            </w:r>
-          </w:p>
-        </w:tc>
-        <w:tc>
-          <w:tcPr/>
-          <w:p>
-            <w:pPr>
-              <w:pStyle w:val="Compact"/>
-            </w:pPr>
-            <w:r>
-              <w:t xml:space="preserve">0.030</w:t>
-            </w:r>
-          </w:p>
-        </w:tc>
-        <w:tc>
-          <w:tcPr/>
-          <w:p>
-            <w:pPr>
-              <w:pStyle w:val="Compact"/>
-            </w:pPr>
-            <w:r>
-              <w:t xml:space="preserve">0.201</w:t>
-            </w:r>
-          </w:p>
-        </w:tc>
-        <w:tc>
-          <w:tcPr/>
-          <w:p>
-            <w:pPr>
-              <w:pStyle w:val="Compact"/>
-            </w:pPr>
-            <w:r>
-              <w:t xml:space="preserve">0.159</w:t>
+              <w:t xml:space="preserve">0.074</w:t>
+            </w:r>
+          </w:p>
+        </w:tc>
+        <w:tc>
+          <w:tcPr/>
+          <w:p>
+            <w:pPr>
+              <w:pStyle w:val="Compact"/>
+            </w:pPr>
+            <w:r>
+              <w:t xml:space="preserve">0.071</w:t>
+            </w:r>
+          </w:p>
+        </w:tc>
+        <w:tc>
+          <w:tcPr/>
+          <w:p>
+            <w:pPr>
+              <w:pStyle w:val="Compact"/>
+            </w:pPr>
+            <w:r>
+              <w:t xml:space="preserve">0.270</w:t>
+            </w:r>
+          </w:p>
+        </w:tc>
+        <w:tc>
+          <w:tcPr/>
+          <w:p>
+            <w:pPr>
+              <w:pStyle w:val="Compact"/>
+            </w:pPr>
+            <w:r>
+              <w:t xml:space="preserve">0.214</w:t>
             </w:r>
           </w:p>
         </w:tc>
